--- a/06_산출물_문서/3계층_양식기록/F-801-01_FAIR.docx
+++ b/06_산출물_문서/3계층_양식기록/F-801-01_FAIR.docx
@@ -270,11 +270,11 @@
     </w:p>
     <w:tbl>
       <w:tblPr>
-        <w:tblW w:w="8788" w:type="dxa"/>
         <w:tblCellMar>
           <w:left w:w="108" w:type="dxa"/>
           <w:right w:w="108" w:type="dxa"/>
         </w:tblCellMar>
+        <w:tblW w:w="8788" w:type="dxa"/>
         <w:tblBorders>
           <w:top w:val="single" w:sz="4" w:color="2E74B5" w:space="0"/>
           <w:left w:val="single" w:sz="4" w:color="2E74B5" w:space="0"/>
@@ -294,13 +294,13 @@
         <w:tc>
           <w:tcPr>
             <w:tcW w:w="1500" w:type="dxa"/>
-            <w:shd w:val="clear" w:color="auto" w:fill="D9D9D9"/>
-            <w:tcMar>
-              <w:top w:w="60" w:type="dxa"/>
-              <w:left w:w="120" w:type="dxa"/>
-              <w:bottom w:w="60" w:type="dxa"/>
-              <w:right w:w="120" w:type="dxa"/>
-            </w:tcMar>
+            <w:tcMar>
+              <w:top w:w="60" w:type="dxa"/>
+              <w:left w:w="120" w:type="dxa"/>
+              <w:bottom w:w="60" w:type="dxa"/>
+              <w:right w:w="120" w:type="dxa"/>
+            </w:tcMar>
+            <w:shd w:val="clear" w:color="auto" w:fill="DEEAF1"/>
           </w:tcPr>
           <w:p>
             <w:pPr>
@@ -320,13 +320,13 @@
         <w:tc>
           <w:tcPr>
             <w:tcW w:w="2800" w:type="dxa"/>
-            <w:shd w:val="clear" w:color="auto" w:fill="D9D9D9"/>
-            <w:tcMar>
-              <w:top w:w="60" w:type="dxa"/>
-              <w:left w:w="120" w:type="dxa"/>
-              <w:bottom w:w="60" w:type="dxa"/>
-              <w:right w:w="120" w:type="dxa"/>
-            </w:tcMar>
+            <w:tcMar>
+              <w:top w:w="60" w:type="dxa"/>
+              <w:left w:w="120" w:type="dxa"/>
+              <w:bottom w:w="60" w:type="dxa"/>
+              <w:right w:w="120" w:type="dxa"/>
+            </w:tcMar>
+            <w:shd w:val="clear" w:color="auto" w:fill="DEEAF1"/>
           </w:tcPr>
           <w:p>
             <w:pPr>
@@ -346,13 +346,13 @@
         <w:tc>
           <w:tcPr>
             <w:tcW w:w="2000" w:type="dxa"/>
-            <w:shd w:val="clear" w:color="auto" w:fill="D9D9D9"/>
-            <w:tcMar>
-              <w:top w:w="60" w:type="dxa"/>
-              <w:left w:w="120" w:type="dxa"/>
-              <w:bottom w:w="60" w:type="dxa"/>
-              <w:right w:w="120" w:type="dxa"/>
-            </w:tcMar>
+            <w:tcMar>
+              <w:top w:w="60" w:type="dxa"/>
+              <w:left w:w="120" w:type="dxa"/>
+              <w:bottom w:w="60" w:type="dxa"/>
+              <w:right w:w="120" w:type="dxa"/>
+            </w:tcMar>
+            <w:shd w:val="clear" w:color="auto" w:fill="DEEAF1"/>
           </w:tcPr>
           <w:p>
             <w:pPr>
@@ -372,13 +372,13 @@
         <w:tc>
           <w:tcPr>
             <w:tcW w:w="2488" w:type="dxa"/>
-            <w:shd w:val="clear" w:color="auto" w:fill="D9D9D9"/>
-            <w:tcMar>
-              <w:top w:w="60" w:type="dxa"/>
-              <w:left w:w="120" w:type="dxa"/>
-              <w:bottom w:w="60" w:type="dxa"/>
-              <w:right w:w="120" w:type="dxa"/>
-            </w:tcMar>
+            <w:tcMar>
+              <w:top w:w="60" w:type="dxa"/>
+              <w:left w:w="120" w:type="dxa"/>
+              <w:bottom w:w="60" w:type="dxa"/>
+              <w:right w:w="120" w:type="dxa"/>
+            </w:tcMar>
+            <w:shd w:val="clear" w:color="auto" w:fill="DEEAF1"/>
           </w:tcPr>
           <w:p>
             <w:pPr>
@@ -528,11 +528,18 @@
         <w:tc>
           <w:tcPr>
             <w:tcW w:w="2488" w:type="dxa"/>
+            <w:tcMar>
+              <w:top w:w="60" w:type="dxa"/>
+              <w:left w:w="120" w:type="dxa"/>
+              <w:bottom w:w="60" w:type="dxa"/>
+              <w:right w:w="120" w:type="dxa"/>
+            </w:tcMar>
           </w:tcPr>
           <w:p>
             <w:pPr>
               <w:jc w:val="left"/>
               <w:spacing w:before="200" w:after="200"/>
+              <w:wordWrap w:val="1"/>
             </w:pPr>
             <w:r>
               <w:rPr>
@@ -598,11 +605,18 @@
         <w:tc>
           <w:tcPr>
             <w:tcW w:w="2488" w:type="dxa"/>
+            <w:tcMar>
+              <w:top w:w="60" w:type="dxa"/>
+              <w:left w:w="120" w:type="dxa"/>
+              <w:bottom w:w="60" w:type="dxa"/>
+              <w:right w:w="120" w:type="dxa"/>
+            </w:tcMar>
           </w:tcPr>
           <w:p>
             <w:pPr>
               <w:jc w:val="left"/>
               <w:spacing w:before="200" w:after="200"/>
+              <w:wordWrap w:val="1"/>
             </w:pPr>
             <w:r>
               <w:rPr>
@@ -985,10 +999,18 @@
       </w:tr>
       <w:tr>
         <w:tc>
-          <w:tcPr/>
-          <w:p>
-            <w:pPr>
-              <w:pStyle w:val="Compact"/>
+          <w:tcPr>
+            <w:tcMar>
+              <w:top w:w="60" w:type="dxa"/>
+              <w:left w:w="120" w:type="dxa"/>
+              <w:bottom w:w="60" w:type="dxa"/>
+              <w:right w:w="120" w:type="dxa"/>
+            </w:tcMar>
+          </w:tcPr>
+          <w:p>
+            <w:pPr>
+              <w:pStyle w:val="Compact"/>
+              <w:wordWrap w:val="1"/>
             </w:pPr>
             <w:r>
               <w:t xml:space="preserve">검사 대상 S/N</w:t>
@@ -1015,18 +1037,10 @@
           </w:p>
         </w:tc>
         <w:tc>
-          <w:tcPr>
-            <w:tcMar>
-              <w:top w:w="60" w:type="dxa"/>
-              <w:left w:w="120" w:type="dxa"/>
-              <w:bottom w:w="60" w:type="dxa"/>
-              <w:right w:w="120" w:type="dxa"/>
-            </w:tcMar>
-          </w:tcPr>
-          <w:p>
-            <w:pPr>
-              <w:pStyle w:val="Compact"/>
-              <w:wordWrap w:val="1"/>
+          <w:tcPr/>
+          <w:p>
+            <w:pPr>
+              <w:pStyle w:val="Compact"/>
             </w:pPr>
           </w:p>
         </w:tc>
@@ -1066,18 +1080,10 @@
           </w:p>
         </w:tc>
         <w:tc>
-          <w:tcPr>
-            <w:tcMar>
-              <w:top w:w="60" w:type="dxa"/>
-              <w:left w:w="120" w:type="dxa"/>
-              <w:bottom w:w="60" w:type="dxa"/>
-              <w:right w:w="120" w:type="dxa"/>
-            </w:tcMar>
-          </w:tcPr>
-          <w:p>
-            <w:pPr>
-              <w:pStyle w:val="Compact"/>
-              <w:wordWrap w:val="1"/>
+          <w:tcPr/>
+          <w:p>
+            <w:pPr>
+              <w:pStyle w:val="Compact"/>
             </w:pPr>
           </w:p>
         </w:tc>
@@ -1114,18 +1120,10 @@
           </w:p>
         </w:tc>
         <w:tc>
-          <w:tcPr>
-            <w:tcMar>
-              <w:top w:w="60" w:type="dxa"/>
-              <w:left w:w="120" w:type="dxa"/>
-              <w:bottom w:w="60" w:type="dxa"/>
-              <w:right w:w="120" w:type="dxa"/>
-            </w:tcMar>
-          </w:tcPr>
-          <w:p>
-            <w:pPr>
-              <w:pStyle w:val="Compact"/>
-              <w:wordWrap w:val="1"/>
+          <w:tcPr/>
+          <w:p>
+            <w:pPr>
+              <w:pStyle w:val="Compact"/>
             </w:pPr>
           </w:p>
         </w:tc>
@@ -4893,10 +4891,18 @@
       </w:tr>
       <w:tr>
         <w:tc>
-          <w:tcPr/>
-          <w:p>
-            <w:pPr>
-              <w:pStyle w:val="Compact"/>
+          <w:tcPr>
+            <w:tcMar>
+              <w:top w:w="60" w:type="dxa"/>
+              <w:left w:w="120" w:type="dxa"/>
+              <w:bottom w:w="60" w:type="dxa"/>
+              <w:right w:w="120" w:type="dxa"/>
+            </w:tcMar>
+          </w:tcPr>
+          <w:p>
+            <w:pPr>
+              <w:pStyle w:val="Compact"/>
+              <w:wordWrap w:val="1"/>
             </w:pPr>
             <w:r>
               <w:t xml:space="preserve">1</w:t>
@@ -4904,10 +4910,18 @@
           </w:p>
         </w:tc>
         <w:tc>
-          <w:tcPr/>
-          <w:p>
-            <w:pPr>
-              <w:pStyle w:val="Compact"/>
+          <w:tcPr>
+            <w:tcMar>
+              <w:top w:w="60" w:type="dxa"/>
+              <w:left w:w="120" w:type="dxa"/>
+              <w:bottom w:w="60" w:type="dxa"/>
+              <w:right w:w="120" w:type="dxa"/>
+            </w:tcMar>
+          </w:tcPr>
+          <w:p>
+            <w:pPr>
+              <w:pStyle w:val="Compact"/>
+              <w:wordWrap w:val="1"/>
             </w:pPr>
             <w:r>
               <w:t xml:space="preserve">열처리</w:t>
@@ -4915,26 +4929,50 @@
           </w:p>
         </w:tc>
         <w:tc>
-          <w:tcPr/>
-          <w:p>
-            <w:pPr>
-              <w:pStyle w:val="Compact"/>
-            </w:pPr>
-          </w:p>
-        </w:tc>
-        <w:tc>
-          <w:tcPr/>
-          <w:p>
-            <w:pPr>
-              <w:pStyle w:val="Compact"/>
-            </w:pPr>
-          </w:p>
-        </w:tc>
-        <w:tc>
-          <w:tcPr/>
-          <w:p>
-            <w:pPr>
-              <w:pStyle w:val="Compact"/>
+          <w:tcPr>
+            <w:tcMar>
+              <w:top w:w="60" w:type="dxa"/>
+              <w:left w:w="120" w:type="dxa"/>
+              <w:bottom w:w="60" w:type="dxa"/>
+              <w:right w:w="120" w:type="dxa"/>
+            </w:tcMar>
+          </w:tcPr>
+          <w:p>
+            <w:pPr>
+              <w:pStyle w:val="Compact"/>
+              <w:wordWrap w:val="1"/>
+            </w:pPr>
+          </w:p>
+        </w:tc>
+        <w:tc>
+          <w:tcPr>
+            <w:tcMar>
+              <w:top w:w="60" w:type="dxa"/>
+              <w:left w:w="120" w:type="dxa"/>
+              <w:bottom w:w="60" w:type="dxa"/>
+              <w:right w:w="120" w:type="dxa"/>
+            </w:tcMar>
+          </w:tcPr>
+          <w:p>
+            <w:pPr>
+              <w:pStyle w:val="Compact"/>
+              <w:wordWrap w:val="1"/>
+            </w:pPr>
+          </w:p>
+        </w:tc>
+        <w:tc>
+          <w:tcPr>
+            <w:tcMar>
+              <w:top w:w="60" w:type="dxa"/>
+              <w:left w:w="120" w:type="dxa"/>
+              <w:bottom w:w="60" w:type="dxa"/>
+              <w:right w:w="120" w:type="dxa"/>
+            </w:tcMar>
+          </w:tcPr>
+          <w:p>
+            <w:pPr>
+              <w:pStyle w:val="Compact"/>
+              <w:wordWrap w:val="1"/>
             </w:pPr>
             <w:r>
               <w:t xml:space="preserve">□ NADCAP □ 사내 □ N/A</w:t>
@@ -4942,18 +4980,34 @@
           </w:p>
         </w:tc>
         <w:tc>
-          <w:tcPr/>
-          <w:p>
-            <w:pPr>
-              <w:pStyle w:val="Compact"/>
-            </w:pPr>
-          </w:p>
-        </w:tc>
-        <w:tc>
-          <w:tcPr/>
-          <w:p>
-            <w:pPr>
-              <w:pStyle w:val="Compact"/>
+          <w:tcPr>
+            <w:tcMar>
+              <w:top w:w="60" w:type="dxa"/>
+              <w:left w:w="120" w:type="dxa"/>
+              <w:bottom w:w="60" w:type="dxa"/>
+              <w:right w:w="120" w:type="dxa"/>
+            </w:tcMar>
+          </w:tcPr>
+          <w:p>
+            <w:pPr>
+              <w:pStyle w:val="Compact"/>
+              <w:wordWrap w:val="1"/>
+            </w:pPr>
+          </w:p>
+        </w:tc>
+        <w:tc>
+          <w:tcPr>
+            <w:tcMar>
+              <w:top w:w="60" w:type="dxa"/>
+              <w:left w:w="120" w:type="dxa"/>
+              <w:bottom w:w="60" w:type="dxa"/>
+              <w:right w:w="120" w:type="dxa"/>
+            </w:tcMar>
+          </w:tcPr>
+          <w:p>
+            <w:pPr>
+              <w:pStyle w:val="Compact"/>
+              <w:wordWrap w:val="1"/>
             </w:pPr>
           </w:p>
         </w:tc>
@@ -5130,10 +5184,18 @@
           </w:p>
         </w:tc>
         <w:tc>
-          <w:tcPr/>
-          <w:p>
-            <w:pPr>
-              <w:pStyle w:val="Compact"/>
+          <w:tcPr>
+            <w:tcMar>
+              <w:top w:w="60" w:type="dxa"/>
+              <w:left w:w="120" w:type="dxa"/>
+              <w:bottom w:w="60" w:type="dxa"/>
+              <w:right w:w="120" w:type="dxa"/>
+            </w:tcMar>
+          </w:tcPr>
+          <w:p>
+            <w:pPr>
+              <w:pStyle w:val="Compact"/>
+              <w:wordWrap w:val="1"/>
             </w:pPr>
             <w:r>
               <w:t xml:space="preserve">□ OK □ NG</w:t>
@@ -7638,18 +7700,10 @@
           </w:p>
         </w:tc>
         <w:tc>
-          <w:tcPr>
-            <w:tcMar>
-              <w:top w:w="60" w:type="dxa"/>
-              <w:left w:w="120" w:type="dxa"/>
-              <w:bottom w:w="60" w:type="dxa"/>
-              <w:right w:w="120" w:type="dxa"/>
-            </w:tcMar>
-          </w:tcPr>
-          <w:p>
-            <w:pPr>
-              <w:pStyle w:val="Compact"/>
-              <w:wordWrap w:val="1"/>
+          <w:tcPr/>
+          <w:p>
+            <w:pPr>
+              <w:pStyle w:val="Compact"/>
             </w:pPr>
           </w:p>
         </w:tc>
@@ -8089,18 +8143,10 @@
           </w:p>
         </w:tc>
         <w:tc>
-          <w:tcPr>
-            <w:tcMar>
-              <w:top w:w="60" w:type="dxa"/>
-              <w:left w:w="120" w:type="dxa"/>
-              <w:bottom w:w="60" w:type="dxa"/>
-              <w:right w:w="120" w:type="dxa"/>
-            </w:tcMar>
-          </w:tcPr>
-          <w:p>
-            <w:pPr>
-              <w:pStyle w:val="Compact"/>
-              <w:wordWrap w:val="1"/>
+          <w:tcPr/>
+          <w:p>
+            <w:pPr>
+              <w:pStyle w:val="Compact"/>
             </w:pPr>
             <w:r>
               <w:t xml:space="preserve">□ PASS □ FAIL □ 조건부</w:t>
@@ -8154,71 +8200,127 @@
         <w:t xml:space="preserve">최종 종합 판정</w:t>
       </w:r>
     </w:p>
-    <w:p>
-      <w:pPr>
-        <w:pStyle w:val="SourceCode"/>
-      </w:pPr>
-      <w:r>
-        <w:rPr>
-          <w:rStyle w:val="VerbatimChar"/>
-        </w:rPr>
-        <w:t xml:space="preserve">┌─────────────────────────────────────────────────────┐</w:t>
-      </w:r>
-      <w:r>
-        <w:br/>
-      </w:r>
-      <w:r>
-        <w:rPr>
-          <w:rStyle w:val="VerbatimChar"/>
-        </w:rPr>
-        <w:t xml:space="preserve">│                  최종 FAIR 판정                      │</w:t>
-      </w:r>
-      <w:r>
-        <w:br/>
-      </w:r>
-      <w:r>
-        <w:rPr>
-          <w:rStyle w:val="VerbatimChar"/>
-        </w:rPr>
-        <w:t xml:space="preserve">│                                                     │</w:t>
-      </w:r>
-      <w:r>
-        <w:br/>
-      </w:r>
-      <w:r>
-        <w:rPr>
-          <w:rStyle w:val="VerbatimChar"/>
-        </w:rPr>
-        <w:t xml:space="preserve">│   □  PASS  — 모든 파트 합격, 양산 승인              │</w:t>
-      </w:r>
-      <w:r>
-        <w:br/>
-      </w:r>
-      <w:r>
-        <w:rPr>
-          <w:rStyle w:val="VerbatimChar"/>
-        </w:rPr>
-        <w:t xml:space="preserve">│   □  FAIL  — 부적합 사항 발견, 재작업/재시험 필요   │</w:t>
-      </w:r>
-      <w:r>
-        <w:br/>
-      </w:r>
-      <w:r>
-        <w:rPr>
-          <w:rStyle w:val="VerbatimChar"/>
-        </w:rPr>
-        <w:t xml:space="preserve">│   □  조건부 승인 — 지정 조건 하에 한정 생산 허용    │</w:t>
-      </w:r>
-      <w:r>
-        <w:br/>
-      </w:r>
-      <w:r>
-        <w:rPr>
-          <w:rStyle w:val="VerbatimChar"/>
-        </w:rPr>
-        <w:t xml:space="preserve">└─────────────────────────────────────────────────────┘</w:t>
-      </w:r>
-    </w:p>
+    <w:tbl>
+      <w:tblPr>
+        <w:tblLook w:firstColumn="1" w:firstRow="1" w:lastColumn="0" w:lastRow="0" w:noHBand="0" w:noVBand="1" w:val="04A0"/>
+        <w:tblW w:w="8788" w:type="dxa"/>
+        <w:tblBorders>
+          <w:top w:val="single" w:sz="4" w:color="2E74B5" w:space="0"/>
+          <w:left w:val="single" w:sz="4" w:color="2E74B5" w:space="0"/>
+          <w:bottom w:val="single" w:sz="4" w:color="2E74B5" w:space="0"/>
+          <w:right w:val="single" w:sz="4" w:color="2E74B5" w:space="0"/>
+          <w:insideH w:val="single" w:sz="4" w:color="BDD7EE" w:space="0"/>
+          <w:insideV w:val="single" w:sz="2" w:color="D9D9D9" w:space="0"/>
+        </w:tblBorders>
+      </w:tblPr>
+      <w:tblGrid>
+        <w:gridCol w:w="8788"/>
+      </w:tblGrid>
+      <w:tr>
+        <w:tc>
+          <w:tcPr>
+            <w:tcW w:w="8788" w:type="dxa"/>
+            <w:tcMar>
+              <w:top w:w="80" w:type="dxa"/>
+              <w:left w:w="140" w:type="dxa"/>
+              <w:bottom w:w="80" w:type="dxa"/>
+              <w:right w:w="140" w:type="dxa"/>
+            </w:tcMar>
+          </w:tcPr>
+          <w:p>
+            <w:pPr>
+              <w:spacing w:before="0" w:after="0" w:line="240" w:lineRule="auto"/>
+            </w:pPr>
+            <w:r>
+              <w:rPr>
+                <w:rFonts w:ascii="Courier New" w:hAnsi="Courier New" w:eastAsia="NanumGothicCoding"/>
+                <w:sz w:val="18"/>
+                <w:szCs w:val="18"/>
+              </w:rPr>
+              <w:t xml:space="preserve">┌─────────────────────────────────────────────────────┐</w:t>
+            </w:r>
+          </w:p>
+          <w:p>
+            <w:pPr>
+              <w:spacing w:before="0" w:after="0" w:line="240" w:lineRule="auto"/>
+            </w:pPr>
+            <w:r>
+              <w:rPr>
+                <w:rFonts w:ascii="Courier New" w:hAnsi="Courier New" w:eastAsia="NanumGothicCoding"/>
+                <w:sz w:val="18"/>
+                <w:szCs w:val="18"/>
+              </w:rPr>
+              <w:t xml:space="preserve">│                  최종 FAIR 판정                      │</w:t>
+            </w:r>
+          </w:p>
+          <w:p>
+            <w:pPr>
+              <w:spacing w:before="0" w:after="0" w:line="240" w:lineRule="auto"/>
+            </w:pPr>
+            <w:r>
+              <w:rPr>
+                <w:rFonts w:ascii="Courier New" w:hAnsi="Courier New" w:eastAsia="NanumGothicCoding"/>
+                <w:sz w:val="18"/>
+                <w:szCs w:val="18"/>
+              </w:rPr>
+              <w:t xml:space="preserve">│                                                     │</w:t>
+            </w:r>
+          </w:p>
+          <w:p>
+            <w:pPr>
+              <w:spacing w:before="0" w:after="0" w:line="240" w:lineRule="auto"/>
+            </w:pPr>
+            <w:r>
+              <w:rPr>
+                <w:rFonts w:ascii="Courier New" w:hAnsi="Courier New" w:eastAsia="NanumGothicCoding"/>
+                <w:sz w:val="18"/>
+                <w:szCs w:val="18"/>
+              </w:rPr>
+              <w:t xml:space="preserve">│   □  PASS  — 모든 파트 합격, 양산 승인              │</w:t>
+            </w:r>
+          </w:p>
+          <w:p>
+            <w:pPr>
+              <w:spacing w:before="0" w:after="0" w:line="240" w:lineRule="auto"/>
+            </w:pPr>
+            <w:r>
+              <w:rPr>
+                <w:rFonts w:ascii="Courier New" w:hAnsi="Courier New" w:eastAsia="NanumGothicCoding"/>
+                <w:sz w:val="18"/>
+                <w:szCs w:val="18"/>
+              </w:rPr>
+              <w:t xml:space="preserve">│   □  FAIL  — 부적합 사항 발견, 재작업/재시험 필요   │</w:t>
+            </w:r>
+          </w:p>
+          <w:p>
+            <w:pPr>
+              <w:spacing w:before="0" w:after="0" w:line="240" w:lineRule="auto"/>
+            </w:pPr>
+            <w:r>
+              <w:rPr>
+                <w:rFonts w:ascii="Courier New" w:hAnsi="Courier New" w:eastAsia="NanumGothicCoding"/>
+                <w:sz w:val="18"/>
+                <w:szCs w:val="18"/>
+              </w:rPr>
+              <w:t xml:space="preserve">│   □  조건부 승인 — 지정 조건 하에 한정 생산 허용    │</w:t>
+            </w:r>
+          </w:p>
+          <w:p>
+            <w:pPr>
+              <w:spacing w:before="0" w:after="0" w:line="240" w:lineRule="auto"/>
+            </w:pPr>
+            <w:r>
+              <w:rPr>
+                <w:rFonts w:ascii="Courier New" w:hAnsi="Courier New" w:eastAsia="NanumGothicCoding"/>
+                <w:sz w:val="18"/>
+                <w:szCs w:val="18"/>
+              </w:rPr>
+              <w:t xml:space="preserve">└─────────────────────────────────────────────────────┘</w:t>
+            </w:r>
+          </w:p>
+        </w:tc>
+      </w:tr>
+    </w:tbl>
     <w:p>
       <w:pPr>
         <w:pStyle w:val="FirstParagraph"/>
@@ -8893,18 +8995,10 @@
       </w:tr>
       <w:tr>
         <w:tc>
-          <w:tcPr>
-            <w:tcMar>
-              <w:top w:w="60" w:type="dxa"/>
-              <w:left w:w="120" w:type="dxa"/>
-              <w:bottom w:w="60" w:type="dxa"/>
-              <w:right w:w="120" w:type="dxa"/>
-            </w:tcMar>
-          </w:tcPr>
-          <w:p>
-            <w:pPr>
-              <w:pStyle w:val="Compact"/>
-              <w:wordWrap w:val="1"/>
+          <w:tcPr/>
+          <w:p>
+            <w:pPr>
+              <w:pStyle w:val="Compact"/>
             </w:pPr>
             <w:r>
               <w:t xml:space="preserve">8</w:t>
@@ -8912,34 +9006,18 @@
           </w:p>
         </w:tc>
         <w:tc>
-          <w:tcPr>
-            <w:tcMar>
-              <w:top w:w="60" w:type="dxa"/>
-              <w:left w:w="120" w:type="dxa"/>
-              <w:bottom w:w="60" w:type="dxa"/>
-              <w:right w:w="120" w:type="dxa"/>
-            </w:tcMar>
-          </w:tcPr>
-          <w:p>
-            <w:pPr>
-              <w:pStyle w:val="Compact"/>
-              <w:wordWrap w:val="1"/>
-            </w:pPr>
-          </w:p>
-        </w:tc>
-        <w:tc>
-          <w:tcPr>
-            <w:tcMar>
-              <w:top w:w="60" w:type="dxa"/>
-              <w:left w:w="120" w:type="dxa"/>
-              <w:bottom w:w="60" w:type="dxa"/>
-              <w:right w:w="120" w:type="dxa"/>
-            </w:tcMar>
-          </w:tcPr>
-          <w:p>
-            <w:pPr>
-              <w:pStyle w:val="Compact"/>
-              <w:wordWrap w:val="1"/>
+          <w:tcPr/>
+          <w:p>
+            <w:pPr>
+              <w:pStyle w:val="Compact"/>
+            </w:pPr>
+          </w:p>
+        </w:tc>
+        <w:tc>
+          <w:tcPr/>
+          <w:p>
+            <w:pPr>
+              <w:pStyle w:val="Compact"/>
             </w:pPr>
           </w:p>
         </w:tc>
@@ -9243,10 +9321,18 @@
           </w:p>
         </w:tc>
         <w:tc>
-          <w:tcPr/>
-          <w:p>
-            <w:pPr>
-              <w:pStyle w:val="Compact"/>
+          <w:tcPr>
+            <w:tcMar>
+              <w:top w:w="60" w:type="dxa"/>
+              <w:left w:w="120" w:type="dxa"/>
+              <w:bottom w:w="60" w:type="dxa"/>
+              <w:right w:w="120" w:type="dxa"/>
+            </w:tcMar>
+          </w:tcPr>
+          <w:p>
+            <w:pPr>
+              <w:pStyle w:val="Compact"/>
+              <w:wordWrap w:val="1"/>
             </w:pPr>
           </w:p>
         </w:tc>
@@ -9291,10 +9377,18 @@
           </w:p>
         </w:tc>
         <w:tc>
-          <w:tcPr/>
-          <w:p>
-            <w:pPr>
-              <w:pStyle w:val="Compact"/>
+          <w:tcPr>
+            <w:tcMar>
+              <w:top w:w="60" w:type="dxa"/>
+              <w:left w:w="120" w:type="dxa"/>
+              <w:bottom w:w="60" w:type="dxa"/>
+              <w:right w:w="120" w:type="dxa"/>
+            </w:tcMar>
+          </w:tcPr>
+          <w:p>
+            <w:pPr>
+              <w:pStyle w:val="Compact"/>
+              <w:wordWrap w:val="1"/>
             </w:pPr>
           </w:p>
         </w:tc>
@@ -9568,8 +9662,8 @@
     <w:rPrDefault>
       <w:rPr>
         <w:rFonts w:asciiTheme="minorHAnsi" w:cstheme="minorBidi" w:eastAsiaTheme="minorEastAsia" w:hAnsiTheme="minorHAnsi"/>
-        <w:sz w:val="24"/>
-        <w:szCs w:val="24"/>
+        <w:sz w:val="20"/>
+        <w:szCs w:val="20"/>
         <w:lang w:bidi="ar-SA" w:eastAsia="zh-CN" w:val="en-US"/>
       </w:rPr>
     </w:rPrDefault>
@@ -9637,8 +9731,8 @@
     </w:pPr>
     <w:rPr>
       <w:rFonts w:asciiTheme="majorHAnsi" w:cstheme="majorBidi" w:eastAsiaTheme="majorEastAsia" w:hAnsiTheme="majorHAnsi"/>
-      <w:sz w:val="56"/>
-      <w:szCs w:val="56"/>
+      <w:sz w:val="44"/>
+      <w:szCs w:val="44"/>
     </w:rPr>
   </w:style>
   <w:style w:customStyle="1" w:styleId="TitleChar" w:type="character">
@@ -9649,8 +9743,8 @@
     <w:rsid w:val="00A10FD9"/>
     <w:rPr>
       <w:rFonts w:asciiTheme="majorHAnsi" w:cstheme="majorBidi" w:eastAsiaTheme="majorEastAsia" w:hAnsiTheme="majorHAnsi"/>
-      <w:sz w:val="56"/>
-      <w:szCs w:val="56"/>
+      <w:sz w:val="44"/>
+      <w:szCs w:val="44"/>
     </w:rPr>
   </w:style>
   <w:style w:styleId="Subtitle" w:type="paragraph">
@@ -9772,8 +9866,8 @@
     <w:rPr>
       <w:rFonts w:asciiTheme="majorHAnsi" w:cstheme="majorBidi" w:eastAsiaTheme="majorEastAsia" w:hAnsiTheme="majorHAnsi"/>
       <w:color w:themeColor="accent1" w:themeShade="BF" w:val="0F4761"/>
-      <w:sz w:val="40"/>
-      <w:szCs w:val="40"/>
+      <w:sz w:val="32"/>
+      <w:szCs w:val="32"/>
     </w:rPr>
   </w:style>
   <w:style w:styleId="Heading2" w:type="paragraph">
@@ -9963,8 +10057,8 @@
     <w:rPr>
       <w:rFonts w:asciiTheme="majorHAnsi" w:cstheme="majorBidi" w:eastAsiaTheme="majorEastAsia" w:hAnsiTheme="majorHAnsi"/>
       <w:color w:themeColor="accent1" w:themeShade="BF" w:val="0F4761"/>
-      <w:sz w:val="40"/>
-      <w:szCs w:val="40"/>
+      <w:sz w:val="32"/>
+      <w:szCs w:val="32"/>
     </w:rPr>
   </w:style>
   <w:style w:customStyle="1" w:styleId="Heading2Char" w:type="character">
